--- a/data/outputs/v2/Core_Mathematics/SS2.4_Trigonometry_1/quiz/Core_Mathematics_G10_SS2.4_Trigonometry_1_L3_AnswerKey.docx
+++ b/data/outputs/v2/Core_Mathematics/SS2.4_Trigonometry_1/quiz/Core_Mathematics_G10_SS2.4_Trigonometry_1_L3_AnswerKey.docx
@@ -1405,7 +1405,7 @@
         </w:rPr>
         <w:t xml:space="preserve">© 2026 SeaVuria and ARES. Aligned with KICD objectives. Developed by SeaVuria; technical implementation by ARES (with AI assistance from Claude). Licensed under </w:t>
       </w:r>
-      <w:hyperlink w:history="1" r:id="rIdgx8un7ux0zakk2janynxx">
+      <w:hyperlink w:history="1" r:id="rIdlen0gilokrichg8o1u7py">
         <w:r>
           <w:rPr>
             <w:rFonts w:ascii="Arial" w:cs="Arial" w:eastAsia="Arial" w:hAnsi="Arial"/>
@@ -1426,7 +1426,7 @@
         </w:rPr>
         <w:t xml:space="preserve"> (</w:t>
       </w:r>
-      <w:hyperlink w:history="1" r:id="rIdbekfkh5dtokwo3jntqgw9">
+      <w:hyperlink w:history="1" r:id="rIdywz9s0qkrkfdklixegjf-">
         <w:r>
           <w:rPr>
             <w:rFonts w:ascii="Arial" w:cs="Arial" w:eastAsia="Arial" w:hAnsi="Arial"/>

--- a/data/outputs/v2/Core_Mathematics/SS2.4_Trigonometry_1/quiz/Core_Mathematics_G10_SS2.4_Trigonometry_1_L3_AnswerKey.docx
+++ b/data/outputs/v2/Core_Mathematics/SS2.4_Trigonometry_1/quiz/Core_Mathematics_G10_SS2.4_Trigonometry_1_L3_AnswerKey.docx
@@ -1405,7 +1405,7 @@
         </w:rPr>
         <w:t xml:space="preserve">© 2026 SeaVuria and ARES. Aligned with KICD objectives. Developed by SeaVuria; technical implementation by ARES (with AI assistance from Claude). Licensed under </w:t>
       </w:r>
-      <w:hyperlink w:history="1" r:id="rIdlen0gilokrichg8o1u7py">
+      <w:hyperlink w:history="1" r:id="rIdutqrombfeuxfeaqjlktla">
         <w:r>
           <w:rPr>
             <w:rFonts w:ascii="Arial" w:cs="Arial" w:eastAsia="Arial" w:hAnsi="Arial"/>
@@ -1426,7 +1426,7 @@
         </w:rPr>
         <w:t xml:space="preserve"> (</w:t>
       </w:r>
-      <w:hyperlink w:history="1" r:id="rIdywz9s0qkrkfdklixegjf-">
+      <w:hyperlink w:history="1" r:id="rIddq7woyvtpk-kxlqznimjk">
         <w:r>
           <w:rPr>
             <w:rFonts w:ascii="Arial" w:cs="Arial" w:eastAsia="Arial" w:hAnsi="Arial"/>

--- a/data/outputs/v2/Core_Mathematics/SS2.4_Trigonometry_1/quiz/Core_Mathematics_G10_SS2.4_Trigonometry_1_L3_AnswerKey.docx
+++ b/data/outputs/v2/Core_Mathematics/SS2.4_Trigonometry_1/quiz/Core_Mathematics_G10_SS2.4_Trigonometry_1_L3_AnswerKey.docx
@@ -1405,7 +1405,7 @@
         </w:rPr>
         <w:t xml:space="preserve">© 2026 SeaVuria and ARES. Aligned with KICD objectives. Developed by SeaVuria; technical implementation by ARES (with AI assistance from Claude). Licensed under </w:t>
       </w:r>
-      <w:hyperlink w:history="1" r:id="rIdutqrombfeuxfeaqjlktla">
+      <w:hyperlink w:history="1" r:id="rIdhvzgmhlxurno0vgsr5_x0">
         <w:r>
           <w:rPr>
             <w:rFonts w:ascii="Arial" w:cs="Arial" w:eastAsia="Arial" w:hAnsi="Arial"/>
@@ -1426,7 +1426,7 @@
         </w:rPr>
         <w:t xml:space="preserve"> (</w:t>
       </w:r>
-      <w:hyperlink w:history="1" r:id="rIddq7woyvtpk-kxlqznimjk">
+      <w:hyperlink w:history="1" r:id="rId9-ayegfyjkarwls4jo5c1">
         <w:r>
           <w:rPr>
             <w:rFonts w:ascii="Arial" w:cs="Arial" w:eastAsia="Arial" w:hAnsi="Arial"/>
